--- a/3-能力管理/运行记录类文件/030203-2025年度运维服务能力管理总结报告.docx
+++ b/3-能力管理/运行记录类文件/030203-2025年度运维服务能力管理总结报告.docx
@@ -29,8 +29,6 @@
         </w:rPr>
         <w:t>2025年度</w:t>
       </w:r>
-      <w:bookmarkStart w:id="46" w:name="_GoBack"/>
-      <w:bookmarkEnd w:id="46"/>
       <w:r>
         <w:t>运维服务能力管理总结报告</w:t>
       </w:r>
@@ -17946,7 +17944,27 @@
           <w:szCs w:val="24"/>
           <w:lang w:eastAsia="zh-CN"/>
         </w:rPr>
-        <w:t>根据相关管理制度和管理计划，技能评价于12月第一周进行。</w:t>
+        <w:t>根据相关管理制度和管理计划，技能评价于12月第一周进行，</w:t>
+      </w:r>
+      <w:r>
+        <w:rPr>
+          <w:rFonts w:hint="eastAsia" w:ascii="宋体" w:hAnsi="宋体" w:cs="宋体"/>
+          <w:sz w:val="24"/>
+          <w:szCs w:val="24"/>
+          <w:lang w:val="en-US" w:eastAsia="zh-CN"/>
+        </w:rPr>
+        <w:t>所有运维相关人员均参与培训，技能评价覆盖率达到100%</w:t>
+      </w:r>
+      <w:bookmarkStart w:id="46" w:name="_GoBack"/>
+      <w:bookmarkEnd w:id="46"/>
+      <w:r>
+        <w:rPr>
+          <w:rFonts w:hint="eastAsia" w:ascii="宋体" w:hAnsi="宋体" w:cs="宋体"/>
+          <w:sz w:val="24"/>
+          <w:szCs w:val="24"/>
+          <w:lang w:eastAsia="zh-CN"/>
+        </w:rPr>
+        <w:t>。</w:t>
       </w:r>
     </w:p>
     <w:p>
@@ -18845,8 +18863,8 @@
       </w:pPr>
       <w:bookmarkStart w:id="20" w:name="bookmark34"/>
       <w:bookmarkEnd w:id="20"/>
-      <w:bookmarkStart w:id="21" w:name="_Toc16839"/>
-      <w:bookmarkStart w:id="22" w:name="_Toc32120"/>
+      <w:bookmarkStart w:id="21" w:name="_Toc32120"/>
+      <w:bookmarkStart w:id="22" w:name="_Toc16839"/>
       <w:r>
         <w:t>《</w:t>
       </w:r>
